--- a/cf/jm/u/files/u020.docx
+++ b/cf/jm/u/files/u020.docx
@@ -20,7 +20,7 @@
     </w:p>
     <w:p>
       <w:r>
-        <w:t>請針對每個題目，把答案填在「回答：」後面（越具體越好）；填好後請放回您的部門資料夾即可，不需回信。</w:t>
+        <w:t>這份問卷是想更了解您的實際作業，好把您的 AI 助理做得更貼近需求。第一部分請把答案填在「回答：」後面（越具體越好）；第二部分只是先讓您了解，之後用的時候再一起調整，不用現在填。填好後放回您的部門資料夾即可，不需回信。</w:t>
       </w:r>
     </w:p>
     <w:p>
@@ -32,8 +32,16 @@
       </w:r>
     </w:p>
     <w:p>
+      <w:pPr>
+        <w:pStyle w:val="Heading2"/>
+      </w:pPr>
       <w:r>
-        <w:t>1. 客戶 2D／3D 圖面樣本（含 GD&amp;T、KC、版次標註）能否提供數份？3D 是否可轉為可判讀的 2D 視圖／PDF？</w:t>
+        <w:t>一、請您提供或確認的事情</w:t>
+      </w:r>
+    </w:p>
+    <w:p>
+      <w:r>
+        <w:t>1. 你想請 AI 幫忙的是：把客戶給的 2D 圖和 3D 圖檔（或新舊版圖面）逐項比對，找出兩者之間的細微差異（尺寸、公差、幾何公差、註記、版次）。</w:t>
       </w:r>
     </w:p>
     <w:p>
@@ -43,7 +51,7 @@
     </w:p>
     <w:p>
       <w:r>
-        <w:t>2. 圖面核對準則：哪些差異屬「重點」（公差、GD&amp;T、KC、版次）？有無現成準則文件？</w:t>
+        <w:t>2. 你會提供給 AI 的是：客戶的 2D 圖和 3D 圖檔（PDF 或圖片），並指明料號。</w:t>
       </w:r>
     </w:p>
     <w:p>
@@ -53,7 +61,7 @@
     </w:p>
     <w:p>
       <w:r>
-        <w:t>3. 料號對照與版次規則是什麼（如何判定現行版、以哪一版為準）？</w:t>
+        <w:t>3. 你希望 AI 產出的是：一張「圖面差異對照表」，逐項列出 2D 值、3D 值、比對結果（一致／不一致／只有一邊有／看不清），並標出哪些屬重點差異。</w:t>
       </w:r>
     </w:p>
     <w:p>
@@ -63,7 +71,7 @@
     </w:p>
     <w:p>
       <w:r>
-        <w:t>4. 航太／客戶規範對 KC 與關鍵尺寸的要求為何？</w:t>
+        <w:t>4. AI 的做法是：先把兩份圖各自讀成清單，看不清的標「待辨識」不亂猜，再一項一項對，重點差異（公差變嚴、幾何公差變動、KC 變動、版次不同）特別標出來。</w:t>
       </w:r>
     </w:p>
     <w:p>
@@ -73,7 +81,7 @@
     </w:p>
     <w:p>
       <w:r>
-        <w:t>5. 能否提供幾份「核對範例」（已比對出的差異對照），讓 AI 學會副工程師的判讀重點？</w:t>
+        <w:t>5. AI 需要你先給它：客戶 2D／3D 圖面樣本、圖面核對準則（哪些差異算重點）、料號和版次對照、以及核對範例。</w:t>
       </w:r>
     </w:p>
     <w:p>
@@ -83,12 +91,45 @@
     </w:p>
     <w:p>
       <w:r>
-        <w:t>6. 3D 圖檔格式為何（STEP/IGES/PDF）？VLM 能直接讀取或需先轉檔？此為前置數位化重點。</w:t>
+        <w:t>6. 重要界線：航太圖面差異誤判風險很高，AI 只出差異初稿，最後兩份圖到底一不一致由副工程師判定，AI 不會替你判通過。</w:t>
       </w:r>
     </w:p>
     <w:p>
       <w:r>
         <w:t>回答：</w:t>
+      </w:r>
+    </w:p>
+    <w:p>
+      <w:pPr>
+        <w:pStyle w:val="Heading2"/>
+      </w:pPr>
+      <w:r>
+        <w:t>二、要用了之後、跟 AI 一起調整的事情（先了解即可，不用現在填）</w:t>
+      </w:r>
+    </w:p>
+    <w:p>
+      <w:r>
+        <w:t>• 差異對照表當草稿看：副工程師要逐項核對，尤其「不一致」和「待辨識」的項目，確認後才算數。</w:t>
+      </w:r>
+    </w:p>
+    <w:p>
+      <w:r>
+        <w:t>• 圖上看不清的地方 AI 標「待辨識」，你回頭看原圖確認，絕不能讓它把看不清的當作「一致」。</w:t>
+      </w:r>
+    </w:p>
+    <w:p>
+      <w:r>
+        <w:t>• 剛導入時多拿幾組已核對過的 2D／3D 圖給 AI 比對，把它漏抓或誤判的重點差異教給它（補進核對準則），越用越準。</w:t>
+      </w:r>
+    </w:p>
+    <w:p>
+      <w:r>
+        <w:t>• 如果 AI 常漏掉某類重點差異（例如公差收嚴），把這個模式回饋給它或請開發同仁調整規則。</w:t>
+      </w:r>
+    </w:p>
+    <w:p>
+      <w:r>
+        <w:t>• 萬一有人要求「看不清楚的就當一致、直接判通過」，AI 會拒絕並提醒待辨識項不得逕判，最終由副工程師判定，這個界線要守住。</w:t>
       </w:r>
     </w:p>
     <w:p/>
